--- a/Curriculo/output/CV_Afonso_Mobile.docx
+++ b/Curriculo/output/CV_Afonso_Mobile.docx
@@ -31,7 +31,7 @@
           <w:color w:val="333333"/>
           <w:sz w:val="22"/>
         </w:rPr>
-        <w:t>Engenheiro Mobile Sênior — React Native · Kotlin · Swift · Especialista em Mídia &amp; Streaming</w:t>
+        <w:t>Engenheiro Mobile Sênior — React Native · Kotlin · Swift · Especialista em Mídia e Streaming</w:t>
       </w:r>
     </w:p>
     <w:p>
@@ -66,7 +66,7 @@
           <w:color w:val="000000"/>
           <w:sz w:val="22"/>
         </w:rPr>
-        <w:t>RESUMO</w:t>
+        <w:t>RESUMO PROFISSIONAL</w:t>
       </w:r>
     </w:p>
     <w:p>
@@ -82,7 +82,7 @@
           <w:color w:val="000000"/>
           <w:sz w:val="20"/>
         </w:rPr>
-        <w:t>Engenheiro Mobile Sênior com 7 anos de mercado, com aplicativos em produção na App Store e no Google Play. Profundidade rara em mídia e streaming — de pipelines FFmpeg e estratégia de codec a players com aceleração de hardware e módulos nativos Swift (PiP, AirPlay). Atualmente lidera a arquitetura de streaming de uma plataforma de videomonitoramento urbano em larga escala e foi selecionado para encabeçar seu aplicativo mobile.</w:t>
+        <w:t>Sou Engenheiro Mobile Sênior e especialista em mídia e streaming, com 7 anos de mercado e aplicativos projetados, construídos e publicados de ponta a ponta na App Store e no Google Play. Minha especialidade vai de pipelines FFmpeg e estratégia de codecs a players com aceleração de hardware e módulos nativos em Swift, como PiP e AirPlay. Atualmente, lidero a arquitetura de streaming de uma plataforma de videomonitoramento urbano em larga escala, na qual também sou o principal responsável pelo aplicativo mobile, e trabalho no dia a dia com Spec-Driven Development (SDD) e agentes de IA.</w:t>
       </w:r>
     </w:p>
     <w:p>
@@ -106,7 +106,7 @@
     </w:p>
     <w:p>
       <w:pPr>
-        <w:spacing w:before="0" w:after="40" w:line="276" w:lineRule="auto"/>
+        <w:spacing w:before="10" w:after="10" w:line="259" w:lineRule="auto"/>
         <w:jc w:val="left"/>
       </w:pPr>
       <w:r>
@@ -127,12 +127,12 @@
           <w:color w:val="000000"/>
           <w:sz w:val="20"/>
         </w:rPr>
-        <w:t xml:space="preserve"> React Native (New Architecture), Kotlin, Swift, Kotlin Multiplatform, Compose Multiplatform, Jetpack Compose, SwiftUI, Android SDK, iOS SDK</w:t>
+        <w:t xml:space="preserve"> React Native (New Architecture), Expo (EAS, expo-router), Kotlin, Swift, Kotlin/Compose Multiplatform, Jetpack Compose, SwiftUI</w:t>
       </w:r>
     </w:p>
     <w:p>
       <w:pPr>
-        <w:spacing w:before="0" w:after="40" w:line="276" w:lineRule="auto"/>
+        <w:spacing w:before="10" w:after="10" w:line="259" w:lineRule="auto"/>
         <w:jc w:val="left"/>
       </w:pPr>
       <w:r>
@@ -143,7 +143,7 @@
           <w:color w:val="000000"/>
           <w:sz w:val="20"/>
         </w:rPr>
-        <w:t>Mídia &amp; Streaming:</w:t>
+        <w:t>Mídia e Streaming:</w:t>
       </w:r>
       <w:r>
         <w:rPr>
@@ -158,7 +158,7 @@
     </w:p>
     <w:p>
       <w:pPr>
-        <w:spacing w:before="0" w:after="40" w:line="276" w:lineRule="auto"/>
+        <w:spacing w:before="10" w:after="10" w:line="259" w:lineRule="auto"/>
         <w:jc w:val="left"/>
       </w:pPr>
       <w:r>
@@ -169,7 +169,7 @@
           <w:color w:val="000000"/>
           <w:sz w:val="20"/>
         </w:rPr>
-        <w:t>Estado &amp; Dados:</w:t>
+        <w:t>Estado e Dados:</w:t>
       </w:r>
       <w:r>
         <w:rPr>
@@ -179,12 +179,12 @@
           <w:color w:val="000000"/>
           <w:sz w:val="20"/>
         </w:rPr>
-        <w:t xml:space="preserve"> Zustand, SWR, AsyncStorage, SQLDelight, Supabase, PostgreSQL</w:t>
+        <w:t xml:space="preserve"> Zustand, SWR, TanStack Query, AsyncStorage, SQLDelight, Supabase, PostgreSQL</w:t>
       </w:r>
     </w:p>
     <w:p>
       <w:pPr>
-        <w:spacing w:before="0" w:after="40" w:line="276" w:lineRule="auto"/>
+        <w:spacing w:before="10" w:after="10" w:line="259" w:lineRule="auto"/>
         <w:jc w:val="left"/>
       </w:pPr>
       <w:r>
@@ -195,7 +195,7 @@
           <w:color w:val="000000"/>
           <w:sz w:val="20"/>
         </w:rPr>
-        <w:t>Tempo Real:</w:t>
+        <w:t>Tempo Real e Release:</w:t>
       </w:r>
       <w:r>
         <w:rPr>
@@ -205,12 +205,12 @@
           <w:color w:val="000000"/>
           <w:sz w:val="20"/>
         </w:rPr>
-        <w:t xml:space="preserve"> WebSockets (Socket.IO), Supabase Realtime, pipelines Kafka, Firebase Push</w:t>
+        <w:t xml:space="preserve"> WebSockets (Socket.IO), Supabase Realtime, notificações push, atualizações OTA, EAS Build, Fastlane, App Store Connect, Google Play Console</w:t>
       </w:r>
     </w:p>
     <w:p>
       <w:pPr>
-        <w:spacing w:before="0" w:after="40" w:line="276" w:lineRule="auto"/>
+        <w:spacing w:before="10" w:after="10" w:line="259" w:lineRule="auto"/>
         <w:jc w:val="left"/>
       </w:pPr>
       <w:r>
@@ -221,7 +221,7 @@
           <w:color w:val="000000"/>
           <w:sz w:val="20"/>
         </w:rPr>
-        <w:t>Release &amp; Qualidade:</w:t>
+        <w:t>Engenharia Assistida por IA:</w:t>
       </w:r>
       <w:r>
         <w:rPr>
@@ -231,7 +231,33 @@
           <w:color w:val="000000"/>
           <w:sz w:val="20"/>
         </w:rPr>
-        <w:t xml:space="preserve"> EAS Build, Fastlane, App Store Connect, Google Play Console, GitHub Actions, Testcontainers, Docker</w:t>
+        <w:t xml:space="preserve"> Spec-Driven Development (SDD), agentes de IA (Claude Code), servidores MCP, funcionalidades de produto com LLMs (OpenAI GPT)</w:t>
+      </w:r>
+    </w:p>
+    <w:p>
+      <w:pPr>
+        <w:spacing w:before="10" w:after="10" w:line="259" w:lineRule="auto"/>
+        <w:jc w:val="left"/>
+      </w:pPr>
+      <w:r>
+        <w:rPr>
+          <w:rFonts w:ascii="Calibri" w:hAnsi="Calibri"/>
+          <w:b/>
+          <w:i w:val="0"/>
+          <w:color w:val="000000"/>
+          <w:sz w:val="20"/>
+        </w:rPr>
+        <w:t>Qualidade e DevOps:</w:t>
+      </w:r>
+      <w:r>
+        <w:rPr>
+          <w:rFonts w:ascii="Calibri" w:hAnsi="Calibri"/>
+          <w:b w:val="0"/>
+          <w:i w:val="0"/>
+          <w:color w:val="000000"/>
+          <w:sz w:val="20"/>
+        </w:rPr>
+        <w:t xml:space="preserve"> GitHub Actions, Testcontainers, Docker, observabilidade com Prometheus e Pino</w:t>
       </w:r>
     </w:p>
     <w:p>
@@ -250,7 +276,7 @@
           <w:color w:val="000000"/>
           <w:sz w:val="22"/>
         </w:rPr>
-        <w:t>EXPERIÊNCIA</w:t>
+        <w:t>EXPERIÊNCIA PROFISSIONAL</w:t>
       </w:r>
     </w:p>
     <w:p>
@@ -309,7 +335,7 @@
           <w:color w:val="000000"/>
           <w:sz w:val="20"/>
         </w:rPr>
-        <w:t>Lidera a arquitetura de streaming de ponta a ponta de uma plataforma de videomonitoramento urbano em larga escala: WebRTC com fallback LL-HLS (~250ms), negociação dinâmica de codec H.265/H.264 por capacidade do cliente e qualidade adaptativa via substreams nativos de câmera.</w:t>
+        <w:t>Lidero a arquitetura de streaming de ponta a ponta de uma plataforma de videomonitoramento urbano em larga escala, que combina WebRTC com fallback para LL-HLS (~250 ms), negociação dinâmica de codec (H.265/H.264) conforme a capacidade do cliente e qualidade adaptativa por meio de substreams nativos das câmeras.</w:t>
       </w:r>
     </w:p>
     <w:p>
@@ -336,7 +362,7 @@
           <w:color w:val="000000"/>
           <w:sz w:val="20"/>
         </w:rPr>
-        <w:t>Projetou a camada em tempo real consumida pelos clientes: assinaturas Socket.IO baseadas em salas com autenticação JWT no handshake, transmitindo status de stream, saúde da câmera e eventos de analítico.</w:t>
+        <w:t>Projetei a camada de tempo real consumida pelos aplicativos clientes, na qual assinaturas Socket.IO autenticadas via JWT transmitem o status das transmissões, a saúde das câmeras e os eventos de analítico, e construí o overlay de análise ao vivo, que renderiza bounding boxes por frame alimentadas por um pipeline Kafka embarcado.</w:t>
       </w:r>
     </w:p>
     <w:p>
@@ -363,7 +389,7 @@
           <w:color w:val="000000"/>
           <w:sz w:val="20"/>
         </w:rPr>
-        <w:t>Construiu a experiência de analítico de vídeo ao vivo: overlays de bounding boxes por frame no player, alimentados por pipeline Kafka on-device com reconciliação idempotente após reboots.</w:t>
+        <w:t>Sou o principal responsável pelo aplicativo mobile da plataforma, a versão mobile do produto web, liderando sua arquitetura e sua entrega; entreguei mais de 75 pull requests em 5 meses, com gates de qualidade no CI (Testcontainers) e Kubernetes em produção.</w:t>
       </w:r>
     </w:p>
     <w:p>
@@ -390,7 +416,7 @@
           <w:color w:val="000000"/>
           <w:sz w:val="20"/>
         </w:rPr>
-        <w:t>Selecionado para liderar a arquitetura e entrega do aplicativo mobile da plataforma; 75+ PRs merged em 5 meses; gates de CI (Testcontainers), observabilidade Prometheus/Pino, K8s em produção (RKE2 + Terraform + Helm).</w:t>
+        <w:t>Trabalho com Spec-Driven Development (SDD) e agentes de IA (Claude Code) no fluxo de entrega, em que as funcionalidades são especificadas antes da implementação e executadas com revisão humana e gates de CI.</w:t>
       </w:r>
     </w:p>
     <w:p>
@@ -406,7 +432,7 @@
           <w:color w:val="000000"/>
           <w:sz w:val="21"/>
         </w:rPr>
-        <w:t>Engenheiro Mobile Sênior — afonsodev.com (Fundador &amp; Consultor Independente)</w:t>
+        <w:t>Engenheiro Mobile Sênior — afonsodev.com (Fundador e Consultor Independente)</w:t>
       </w:r>
     </w:p>
     <w:p>
@@ -438,7 +464,7 @@
           <w:color w:val="000000"/>
           <w:sz w:val="20"/>
         </w:rPr>
-        <w:t>Stormzplus — Plataforma de Streaming por Assinatura (Fundador &amp; Lead Engineer)</w:t>
+        <w:t>Stormzplus — Plataforma de Streaming por Assinatura (Fundador)</w:t>
       </w:r>
       <w:r>
         <w:rPr>
@@ -448,7 +474,7 @@
           <w:color w:val="000000"/>
           <w:sz w:val="20"/>
         </w:rPr>
-        <w:t xml:space="preserve"> · App Store · Google Play</w:t>
+        <w:t xml:space="preserve"> · mobile, web e admin</w:t>
       </w:r>
     </w:p>
     <w:p>
@@ -475,7 +501,7 @@
           <w:color w:val="000000"/>
           <w:sz w:val="20"/>
         </w:rPr>
-        <w:t>Aplicativo React Native (New Architecture) em produção nas duas lojas: contas multi-perfil, gestão de assinaturas, pipeline EAS Build/Fastlane, Universal Links (iOS) + App Links (Android).</w:t>
+        <w:t>Construí e mantenho em produção um aplicativo React Native (New Architecture) com contas de múltiplos perfis, gestão de assinaturas, pipeline EAS Build/Fastlane, Universal Links no iOS e App Links no Android.</w:t>
       </w:r>
     </w:p>
     <w:p>
@@ -502,7 +528,7 @@
           <w:color w:val="000000"/>
           <w:sz w:val="20"/>
         </w:rPr>
-        <w:t>Player HLS customizado com ABR acelerado por hardware (240p–4K), buffer tuning, detecção de capítulos, legendas, reprodução em background e módulos Swift nativos para PiP e AirPlay.</w:t>
+        <w:t>Desenvolvi um player HLS próprio com ABR acelerado por hardware (de 240p a 4K), legendas, reprodução em segundo plano e módulos nativos em Swift para PiP e AirPlay, além do recurso de Watch Party via LiveKit, com sinalização customizada sobre data channels.</w:t>
       </w:r>
     </w:p>
     <w:p>
@@ -529,7 +555,33 @@
           <w:color w:val="000000"/>
           <w:sz w:val="20"/>
         </w:rPr>
-        <w:t>Watch Party via LiveKit: protocolo de sinalização customizado sobre data channels, broadcast de sincronização, 5-retry backoff para espectadores tardios.</w:t>
+        <w:t>Construí e opero o backend de mídia completo, com pipeline de transcodificação em Go com FFmpeg/NVENC, Cloudflare R2/CDN e assinaturas via Stripe e Mercado Pago (PIX) com webhooks idempotentes.</w:t>
+      </w:r>
+    </w:p>
+    <w:p>
+      <w:pPr>
+        <w:spacing w:before="0" w:after="40" w:line="276" w:lineRule="auto"/>
+        <w:jc w:val="left"/>
+      </w:pPr>
+      <w:r>
+        <w:rPr>
+          <w:rFonts w:ascii="Calibri" w:hAnsi="Calibri"/>
+          <w:b/>
+          <w:i w:val="0"/>
+          <w:color w:val="000000"/>
+          <w:sz w:val="20"/>
+        </w:rPr>
+        <w:t>Orça Norte — Marketplace de Materiais de Construção (Fundador)</w:t>
+      </w:r>
+      <w:r>
+        <w:rPr>
+          <w:rFonts w:ascii="Calibri" w:hAnsi="Calibri"/>
+          <w:b w:val="0"/>
+          <w:i w:val="0"/>
+          <w:color w:val="000000"/>
+          <w:sz w:val="20"/>
+        </w:rPr>
+        <w:t xml:space="preserve"> · App Store · orcanorte.com.br</w:t>
       </w:r>
     </w:p>
     <w:p>
@@ -556,7 +608,34 @@
           <w:color w:val="000000"/>
           <w:sz w:val="20"/>
         </w:rPr>
-        <w:t>Lidera também o backend de mídia: pipeline de transcodificação Go + FFmpeg/NVENC, Cloudflare R2/CDN, assinaturas Stripe + Mercado Pago PIX com webhooks idempotentes.</w:t>
+        <w:t>Projetei, construí e publiquei o aplicativo sozinho, usando Expo com expo-router, TanStack Query, Sign in with Apple, notificações push e atualizações OTA (expo-updates), com geração e compartilhamento de orçamentos em PDF dentro do app.</w:t>
+      </w:r>
+    </w:p>
+    <w:p>
+      <w:pPr>
+        <w:spacing w:before="10" w:after="10" w:line="259" w:lineRule="auto"/>
+        <w:ind w:left="357" w:hanging="181"/>
+        <w:jc w:val="left"/>
+      </w:pPr>
+      <w:r>
+        <w:rPr>
+          <w:rFonts w:ascii="Calibri" w:hAnsi="Calibri"/>
+          <w:b w:val="0"/>
+          <w:i w:val="0"/>
+          <w:color w:val="000000"/>
+          <w:sz w:val="20"/>
+        </w:rPr>
+        <w:t xml:space="preserve">• </w:t>
+      </w:r>
+      <w:r>
+        <w:rPr>
+          <w:rFonts w:ascii="Calibri" w:hAnsi="Calibri"/>
+          <w:b w:val="0"/>
+          <w:i w:val="0"/>
+          <w:color w:val="000000"/>
+          <w:sz w:val="20"/>
+        </w:rPr>
+        <w:t>Sou responsável pelo produto completo por trás do aplicativo: um marketplace multi-tenant em Next.js e PostgreSQL, com mais de 500 empresas cadastradas, planos de assinatura e dashboards operacionais.</w:t>
       </w:r>
     </w:p>
     <w:p>
@@ -615,7 +694,7 @@
           <w:color w:val="000000"/>
           <w:sz w:val="20"/>
         </w:rPr>
-        <w:t>Construiu o GEM Exportador em Kotlin Multiplatform (Compose + Ktor + SQLDelight): exportação automática de CAD (PDF/DWG/DXF/STEP/IGES) com monitoramento de fila via WebSocket; módulos Android para operadores de fábrica.</w:t>
+        <w:t>Construí o aplicativo mobile do GEM ERP em React Native, a versão mobile do ERP web em Next.js que também desenvolvi, levando ordens de produção, Kanban e apontamentos ao chão de fábrica com sincronização em tempo real via Supabase.</w:t>
       </w:r>
     </w:p>
     <w:p>
@@ -642,7 +721,34 @@
           <w:color w:val="000000"/>
           <w:sz w:val="20"/>
         </w:rPr>
-        <w:t>Liderou o GEM ERP (Next.js + Supabase/PostgreSQL): Kanban em tempo real, chat corporativo, assistente GPT; redução de 80% nos erros de propostas, sincronização sub-200ms.</w:t>
+        <w:t>Construí o GEM Exportador em Kotlin Multiplatform (Compose, Ktor e SQLDelight), um sistema de exportação automática de arquivos CAD (PDF, DWG, DXF, STEP e IGES) com fila monitorada via WebSocket, além de módulos Android para os operadores da fábrica.</w:t>
+      </w:r>
+    </w:p>
+    <w:p>
+      <w:pPr>
+        <w:spacing w:before="10" w:after="10" w:line="259" w:lineRule="auto"/>
+        <w:ind w:left="357" w:hanging="181"/>
+        <w:jc w:val="left"/>
+      </w:pPr>
+      <w:r>
+        <w:rPr>
+          <w:rFonts w:ascii="Calibri" w:hAnsi="Calibri"/>
+          <w:b w:val="0"/>
+          <w:i w:val="0"/>
+          <w:color w:val="000000"/>
+          <w:sz w:val="20"/>
+        </w:rPr>
+        <w:t xml:space="preserve">• </w:t>
+      </w:r>
+      <w:r>
+        <w:rPr>
+          <w:rFonts w:ascii="Calibri" w:hAnsi="Calibri"/>
+          <w:b w:val="0"/>
+          <w:i w:val="0"/>
+          <w:color w:val="000000"/>
+          <w:sz w:val="20"/>
+        </w:rPr>
+        <w:t>Liderei o GEM ERP web (Next.js e Supabase/PostgreSQL), com Kanban em tempo real, chat corporativo e assistente com GPT, alcançando redução de 80% nos erros de propostas e sincronização abaixo de 200 ms.</w:t>
       </w:r>
     </w:p>
     <w:p>
@@ -701,7 +807,7 @@
           <w:color w:val="000000"/>
           <w:sz w:val="20"/>
         </w:rPr>
-        <w:t>Aplicativo React Native para gestão hospitalar: autenticação biométrica, dashboards em tempo real, formulários offline-first para prontuários e agendamentos; listas virtualizadas e componentes memoizados para grandes conjuntos de dados.</w:t>
+        <w:t>Desenvolvi um aplicativo React Native para gestão hospitalar, com autenticação biométrica, dashboards em tempo real e prontuários e agendamentos offline-first, usando listas virtualizadas e componentes memoizados para grandes volumes de dados.</w:t>
       </w:r>
     </w:p>
     <w:p>
@@ -762,7 +868,7 @@
           <w:color w:val="000000"/>
           <w:sz w:val="20"/>
         </w:rPr>
-        <w:t>Serviço Go de ingestão de vídeo com aceleração GPU FFmpeg/NVENC, transcodificação HLS e armazenamento no Cloudflare R2.</w:t>
+        <w:t>Serviço em Go de ingestão de vídeo com aceleração por GPU (FFmpeg/NVENC), transcodificação HLS e armazenamento no Cloudflare R2.</w:t>
       </w:r>
     </w:p>
     <w:p>
@@ -781,7 +887,7 @@
           <w:color w:val="000000"/>
           <w:sz w:val="22"/>
         </w:rPr>
-        <w:t>FORMAÇÃO &amp; CERTIFICAÇÕES</w:t>
+        <w:t>FORMAÇÃO E IDIOMAS</w:t>
       </w:r>
     </w:p>
     <w:p>
@@ -812,9 +918,19 @@
     </w:p>
     <w:p>
       <w:pPr>
-        <w:spacing w:before="0" w:after="40" w:line="276" w:lineRule="auto"/>
+        <w:spacing w:before="10" w:after="10" w:line="259" w:lineRule="auto"/>
         <w:jc w:val="left"/>
       </w:pPr>
+      <w:r>
+        <w:rPr>
+          <w:rFonts w:ascii="Calibri" w:hAnsi="Calibri"/>
+          <w:b/>
+          <w:i w:val="0"/>
+          <w:color w:val="000000"/>
+          <w:sz w:val="20"/>
+        </w:rPr>
+        <w:t>Certificações:</w:t>
+      </w:r>
       <w:r>
         <w:rPr>
           <w:rFonts w:ascii="Calibri" w:hAnsi="Calibri"/>
@@ -823,26 +939,7 @@
           <w:color w:val="000000"/>
           <w:sz w:val="20"/>
         </w:rPr>
-        <w:t>Developing Mobile Apps with React Native (Meta) · Kotlin for Java Developers (JetBrains)</w:t>
-      </w:r>
-    </w:p>
-    <w:p>
-      <w:pPr>
-        <w:spacing w:before="200" w:after="80" w:line="240" w:lineRule="auto"/>
-        <w:jc w:val="left"/>
-        <w:pBdr>
-          <w:bottom w:val="single" w:sz="6" w:space="1" w:color="000000"/>
-        </w:pBdr>
-      </w:pPr>
-      <w:r>
-        <w:rPr>
-          <w:rFonts w:ascii="Calibri" w:hAnsi="Calibri"/>
-          <w:b/>
-          <w:i w:val="0"/>
-          <w:color w:val="000000"/>
-          <w:sz w:val="22"/>
-        </w:rPr>
-        <w:t>IDIOMAS</w:t>
+        <w:t xml:space="preserve"> Developing Mobile Apps with React Native (Meta) · Kotlin for Java Developers (JetBrains)</w:t>
       </w:r>
     </w:p>
     <w:p>
@@ -858,7 +955,7 @@
           <w:color w:val="000000"/>
           <w:sz w:val="20"/>
         </w:rPr>
-        <w:t>Português:</w:t>
+        <w:t>Idiomas:</w:t>
       </w:r>
       <w:r>
         <w:rPr>
@@ -868,11 +965,11 @@
           <w:color w:val="000000"/>
           <w:sz w:val="20"/>
         </w:rPr>
-        <w:t xml:space="preserve"> Nativo · Inglês: B2 — comunicação técnica e reuniões com clientes</w:t>
+        <w:t xml:space="preserve"> Português (nativo) · Inglês (B2 — comunicação técnica e reuniões com clientes)</w:t>
       </w:r>
     </w:p>
     <w:sectPr>
-      <w:pgSz w:w="12240" w:h="15840"/>
+      <w:pgSz w:w="11906" w:h="16838"/>
       <w:pgMar w:top="720" w:right="1083" w:bottom="720" w:left="1083" w:header="720" w:footer="720" w:gutter="0"/>
       <w:cols w:space="720"/>
       <w:docGrid w:linePitch="360"/>
